--- a/info_parser_from_docx/information/Chlorid.docx
+++ b/info_parser_from_docx/information/Chlorid.docx
@@ -45,67 +45,20 @@
           <w:szCs w:val="24"/>
         </w:rPr>
       </w:pPr>
-      <w:r>
-        <w:rPr>
-          <w:rFonts w:ascii="Arial" w:hAnsi="Arial" w:cs="Arial"/>
-          <w:sz w:val="24"/>
-          <w:szCs w:val="24"/>
-        </w:rPr>
-        <w:t>Täglich abgedeckt 1026 mg</w:t>
-      </w:r>
-    </w:p>
-    <w:p>
-      <w:pPr>
-        <w:rPr>
-          <w:rFonts w:ascii="Arial" w:hAnsi="Arial" w:cs="Arial"/>
-          <w:sz w:val="24"/>
-          <w:szCs w:val="24"/>
-        </w:rPr>
-      </w:pPr>
-    </w:p>
-    <w:p>
-      <w:pPr>
-        <w:rPr>
-          <w:rFonts w:ascii="Arial" w:hAnsi="Arial" w:cs="Arial"/>
-          <w:sz w:val="24"/>
-          <w:szCs w:val="24"/>
-          <w:lang w:val="en-GB"/>
-        </w:rPr>
-      </w:pPr>
-      <w:r>
-        <w:rPr>
-          <w:rFonts w:ascii="Arial" w:hAnsi="Arial" w:cs="Arial"/>
-          <w:sz w:val="24"/>
-          <w:szCs w:val="24"/>
-          <w:lang w:val="en-GB"/>
-        </w:rPr>
-        <w:t xml:space="preserve">Banane 100 g </w:t>
-      </w:r>
-      <w:r>
-        <w:rPr>
-          <w:rFonts w:ascii="Arial" w:hAnsi="Arial" w:cs="Arial"/>
-          <w:sz w:val="24"/>
-          <w:szCs w:val="24"/>
-          <w:lang w:val="en-GB"/>
-        </w:rPr>
-        <w:t>109 mg</w:t>
-      </w:r>
-    </w:p>
-    <w:p>
-      <w:pPr>
-        <w:rPr>
-          <w:rFonts w:ascii="Arial" w:hAnsi="Arial" w:cs="Arial"/>
-          <w:sz w:val="24"/>
-          <w:szCs w:val="24"/>
-          <w:lang w:val="en-GB"/>
-        </w:rPr>
-      </w:pPr>
-      <w:r>
-        <w:rPr>
-          <w:rFonts w:ascii="Arial" w:hAnsi="Arial" w:cs="Arial"/>
-          <w:sz w:val="24"/>
-          <w:szCs w:val="24"/>
-          <w:lang w:val="en-GB"/>
+    </w:p>
+    <w:p>
+      <w:pPr>
+        <w:rPr>
+          <w:rFonts w:ascii="Arial" w:hAnsi="Arial" w:cs="Arial"/>
+          <w:sz w:val="24"/>
+          <w:szCs w:val="24"/>
+        </w:rPr>
+      </w:pPr>
+      <w:r>
+        <w:rPr>
+          <w:rFonts w:ascii="Arial" w:hAnsi="Arial" w:cs="Arial"/>
+          <w:sz w:val="24"/>
+          <w:szCs w:val="24"/>
         </w:rPr>
         <w:t xml:space="preserve">Honigmelone 100 g </w:t>
       </w:r>
@@ -114,7 +67,6 @@
           <w:rFonts w:ascii="Arial" w:hAnsi="Arial" w:cs="Arial"/>
           <w:sz w:val="24"/>
           <w:szCs w:val="24"/>
-          <w:lang w:val="en-GB"/>
         </w:rPr>
         <w:t>44 mg</w:t>
       </w:r>
@@ -127,13 +79,23 @@
           <w:szCs w:val="24"/>
         </w:rPr>
       </w:pPr>
-      <w:r>
-        <w:rPr>
-          <w:rFonts w:ascii="Arial" w:hAnsi="Arial" w:cs="Arial"/>
-          <w:sz w:val="24"/>
-          <w:szCs w:val="24"/>
-        </w:rPr>
-        <w:t>Parboiledreisgegart 360 g</w:t>
+      <w:proofErr w:type="spellStart"/>
+      <w:r>
+        <w:rPr>
+          <w:rFonts w:ascii="Arial" w:hAnsi="Arial" w:cs="Arial"/>
+          <w:sz w:val="24"/>
+          <w:szCs w:val="24"/>
+        </w:rPr>
+        <w:t>Parboiledreisgegart</w:t>
+      </w:r>
+      <w:proofErr w:type="spellEnd"/>
+      <w:r>
+        <w:rPr>
+          <w:rFonts w:ascii="Arial" w:hAnsi="Arial" w:cs="Arial"/>
+          <w:sz w:val="24"/>
+          <w:szCs w:val="24"/>
+        </w:rPr>
+        <w:t xml:space="preserve"> 360 g</w:t>
       </w:r>
       <w:r>
         <w:rPr>
@@ -235,22 +197,23 @@
           <w:szCs w:val="24"/>
         </w:rPr>
       </w:pPr>
-    </w:p>
-    <w:p>
-      <w:pPr>
-        <w:rPr>
-          <w:rFonts w:ascii="Arial" w:hAnsi="Arial" w:cs="Arial"/>
-          <w:sz w:val="24"/>
-          <w:szCs w:val="24"/>
-        </w:rPr>
-      </w:pPr>
-      <w:r>
-        <w:rPr>
-          <w:rFonts w:ascii="Arial" w:hAnsi="Arial" w:cs="Arial"/>
-          <w:sz w:val="24"/>
-          <w:szCs w:val="24"/>
-        </w:rPr>
-        <w:t xml:space="preserve">Brokkoligegart 100 g </w:t>
+      <w:proofErr w:type="spellStart"/>
+      <w:r>
+        <w:rPr>
+          <w:rFonts w:ascii="Arial" w:hAnsi="Arial" w:cs="Arial"/>
+          <w:sz w:val="24"/>
+          <w:szCs w:val="24"/>
+        </w:rPr>
+        <w:t>Brokkoligegart</w:t>
+      </w:r>
+      <w:proofErr w:type="spellEnd"/>
+      <w:r>
+        <w:rPr>
+          <w:rFonts w:ascii="Arial" w:hAnsi="Arial" w:cs="Arial"/>
+          <w:sz w:val="24"/>
+          <w:szCs w:val="24"/>
+        </w:rPr>
+        <w:t xml:space="preserve"> 100 g </w:t>
       </w:r>
       <w:r>
         <w:rPr>
@@ -294,13 +257,23 @@
           <w:szCs w:val="24"/>
         </w:rPr>
       </w:pPr>
-      <w:r>
-        <w:rPr>
-          <w:rFonts w:ascii="Arial" w:hAnsi="Arial" w:cs="Arial"/>
-          <w:sz w:val="24"/>
-          <w:szCs w:val="24"/>
-        </w:rPr>
-        <w:t xml:space="preserve">Möhregegart 100 g </w:t>
+      <w:proofErr w:type="spellStart"/>
+      <w:r>
+        <w:rPr>
+          <w:rFonts w:ascii="Arial" w:hAnsi="Arial" w:cs="Arial"/>
+          <w:sz w:val="24"/>
+          <w:szCs w:val="24"/>
+        </w:rPr>
+        <w:t>Möhregegart</w:t>
+      </w:r>
+      <w:proofErr w:type="spellEnd"/>
+      <w:r>
+        <w:rPr>
+          <w:rFonts w:ascii="Arial" w:hAnsi="Arial" w:cs="Arial"/>
+          <w:sz w:val="24"/>
+          <w:szCs w:val="24"/>
+        </w:rPr>
+        <w:t xml:space="preserve"> 100 g </w:t>
       </w:r>
       <w:r>
         <w:rPr>
@@ -319,6 +292,7 @@
           <w:szCs w:val="24"/>
         </w:rPr>
       </w:pPr>
+      <w:proofErr w:type="spellStart"/>
       <w:r>
         <w:rPr>
           <w:rFonts w:ascii="Arial" w:hAnsi="Arial" w:cs="Arial"/>
@@ -335,6 +309,7 @@
         </w:rPr>
         <w:t>gegart</w:t>
       </w:r>
+      <w:proofErr w:type="spellEnd"/>
       <w:r>
         <w:rPr>
           <w:rFonts w:ascii="Arial" w:hAnsi="Arial" w:cs="Arial"/>
@@ -360,6 +335,7 @@
           <w:szCs w:val="24"/>
         </w:rPr>
       </w:pPr>
+      <w:proofErr w:type="spellStart"/>
       <w:r>
         <w:rPr>
           <w:rFonts w:ascii="Arial" w:hAnsi="Arial" w:cs="Arial"/>
@@ -376,6 +352,7 @@
         </w:rPr>
         <w:t>gegart</w:t>
       </w:r>
+      <w:proofErr w:type="spellEnd"/>
       <w:r>
         <w:rPr>
           <w:rFonts w:ascii="Arial" w:hAnsi="Arial" w:cs="Arial"/>
@@ -483,15 +460,6 @@
           <w:szCs w:val="24"/>
         </w:rPr>
       </w:pPr>
-    </w:p>
-    <w:p>
-      <w:pPr>
-        <w:rPr>
-          <w:rFonts w:ascii="Arial" w:hAnsi="Arial" w:cs="Arial"/>
-          <w:sz w:val="24"/>
-          <w:szCs w:val="24"/>
-        </w:rPr>
-      </w:pPr>
       <w:r>
         <w:rPr>
           <w:rFonts w:ascii="Arial" w:hAnsi="Arial" w:cs="Arial"/>
@@ -542,15 +510,6 @@
           <w:szCs w:val="24"/>
         </w:rPr>
       </w:pPr>
-    </w:p>
-    <w:p>
-      <w:pPr>
-        <w:rPr>
-          <w:rFonts w:ascii="Arial" w:hAnsi="Arial" w:cs="Arial"/>
-          <w:sz w:val="24"/>
-          <w:szCs w:val="24"/>
-        </w:rPr>
-      </w:pPr>
       <w:r>
         <w:rPr>
           <w:rFonts w:ascii="Arial" w:hAnsi="Arial" w:cs="Arial"/>
@@ -608,6 +567,7 @@
           <w:szCs w:val="24"/>
         </w:rPr>
       </w:pPr>
+      <w:proofErr w:type="spellStart"/>
       <w:r>
         <w:rPr>
           <w:rFonts w:ascii="Arial" w:hAnsi="Arial" w:cs="Arial"/>
@@ -632,6 +592,7 @@
         </w:rPr>
         <w:t>gegart</w:t>
       </w:r>
+      <w:proofErr w:type="spellEnd"/>
       <w:r>
         <w:rPr>
           <w:rFonts w:ascii="Arial" w:hAnsi="Arial" w:cs="Arial"/>
@@ -649,6 +610,7 @@
           <w:szCs w:val="24"/>
         </w:rPr>
       </w:pPr>
+      <w:proofErr w:type="spellStart"/>
       <w:r>
         <w:rPr>
           <w:rFonts w:ascii="Arial" w:hAnsi="Arial" w:cs="Arial"/>
@@ -665,6 +627,7 @@
         </w:rPr>
         <w:t>gegart</w:t>
       </w:r>
+      <w:proofErr w:type="spellEnd"/>
       <w:r>
         <w:rPr>
           <w:rFonts w:ascii="Arial" w:hAnsi="Arial" w:cs="Arial"/>
@@ -737,23 +700,6 @@
           <w:sz w:val="24"/>
           <w:szCs w:val="24"/>
         </w:rPr>
-        <w:t xml:space="preserve"> </w:t>
-      </w:r>
-    </w:p>
-    <w:p>
-      <w:pPr>
-        <w:rPr>
-          <w:rFonts w:ascii="Arial" w:hAnsi="Arial" w:cs="Arial"/>
-          <w:sz w:val="24"/>
-          <w:szCs w:val="24"/>
-        </w:rPr>
-      </w:pPr>
-      <w:r>
-        <w:rPr>
-          <w:rFonts w:ascii="Arial" w:hAnsi="Arial" w:cs="Arial"/>
-          <w:sz w:val="24"/>
-          <w:szCs w:val="24"/>
-        </w:rPr>
         <w:t>Hähnchenbrustfilet</w:t>
       </w:r>
       <w:r>
@@ -855,39 +801,13 @@
           <w:szCs w:val="24"/>
         </w:rPr>
       </w:pPr>
-    </w:p>
-    <w:p>
-      <w:pPr>
-        <w:rPr>
-          <w:rFonts w:ascii="Arial" w:hAnsi="Arial" w:cs="Arial"/>
-          <w:sz w:val="24"/>
-          <w:szCs w:val="24"/>
-        </w:rPr>
-      </w:pPr>
-      <w:r>
-        <w:rPr>
-          <w:rFonts w:ascii="Arial" w:hAnsi="Arial" w:cs="Arial"/>
-          <w:sz w:val="24"/>
-          <w:szCs w:val="24"/>
-        </w:rPr>
-        <w:lastRenderedPageBreak/>
-        <w:t>Skyr 200 g</w:t>
-      </w:r>
-      <w:r>
-        <w:rPr>
-          <w:rFonts w:ascii="Arial" w:hAnsi="Arial" w:cs="Arial"/>
-          <w:sz w:val="24"/>
-          <w:szCs w:val="24"/>
-        </w:rPr>
-        <w:t xml:space="preserve"> 160 mg</w:t>
-      </w:r>
-      <w:r>
-        <w:rPr>
-          <w:rFonts w:ascii="Arial" w:hAnsi="Arial" w:cs="Arial"/>
-          <w:sz w:val="24"/>
-          <w:szCs w:val="24"/>
-        </w:rPr>
-        <w:t xml:space="preserve"> </w:t>
+      <w:r>
+        <w:rPr>
+          <w:rFonts w:ascii="Arial" w:hAnsi="Arial" w:cs="Arial"/>
+          <w:sz w:val="24"/>
+          <w:szCs w:val="24"/>
+        </w:rPr>
+        <w:t>Joghurt 100 g 100 mg</w:t>
       </w:r>
     </w:p>
     <w:p>
@@ -929,7 +849,127 @@
           <w:sz w:val="24"/>
           <w:szCs w:val="24"/>
         </w:rPr>
-        <w:t xml:space="preserve">geröstetegesalzeneKürbiskerne 25 g </w:t>
+        <w:t xml:space="preserve">Kürbiskerne 25 g </w:t>
+      </w:r>
+      <w:r>
+        <w:rPr>
+          <w:rFonts w:ascii="Arial" w:hAnsi="Arial" w:cs="Arial"/>
+          <w:sz w:val="24"/>
+          <w:szCs w:val="24"/>
+        </w:rPr>
+        <w:t>21 mg</w:t>
+      </w:r>
+    </w:p>
+    <w:p>
+      <w:pPr>
+        <w:rPr>
+          <w:rFonts w:ascii="Arial" w:hAnsi="Arial" w:cs="Arial"/>
+          <w:sz w:val="24"/>
+          <w:szCs w:val="24"/>
+        </w:rPr>
+      </w:pPr>
+      <w:r>
+        <w:rPr>
+          <w:rFonts w:ascii="Arial" w:hAnsi="Arial" w:cs="Arial"/>
+          <w:sz w:val="24"/>
+          <w:szCs w:val="24"/>
+        </w:rPr>
+        <w:t xml:space="preserve">Paranuss 4 g </w:t>
+      </w:r>
+      <w:r>
+        <w:rPr>
+          <w:rFonts w:ascii="Arial" w:hAnsi="Arial" w:cs="Arial"/>
+          <w:sz w:val="24"/>
+          <w:szCs w:val="24"/>
+        </w:rPr>
+        <w:t>2 mg</w:t>
+      </w:r>
+    </w:p>
+    <w:p>
+      <w:pPr>
+        <w:rPr>
+          <w:rFonts w:ascii="Arial" w:hAnsi="Arial" w:cs="Arial"/>
+          <w:sz w:val="24"/>
+          <w:szCs w:val="24"/>
+        </w:rPr>
+      </w:pPr>
+      <w:r>
+        <w:rPr>
+          <w:rFonts w:ascii="Arial" w:hAnsi="Arial" w:cs="Arial"/>
+          <w:sz w:val="24"/>
+          <w:szCs w:val="24"/>
+        </w:rPr>
+        <w:t xml:space="preserve">Zucchinigegart 130 g </w:t>
+      </w:r>
+      <w:r>
+        <w:rPr>
+          <w:rFonts w:ascii="Arial" w:hAnsi="Arial" w:cs="Arial"/>
+          <w:sz w:val="24"/>
+          <w:szCs w:val="24"/>
+        </w:rPr>
+        <w:t>60 mg</w:t>
+      </w:r>
+    </w:p>
+    <w:p>
+      <w:pPr>
+        <w:rPr>
+          <w:rFonts w:ascii="Arial" w:hAnsi="Arial" w:cs="Arial"/>
+          <w:sz w:val="24"/>
+          <w:szCs w:val="24"/>
+        </w:rPr>
+      </w:pPr>
+      <w:proofErr w:type="spellStart"/>
+      <w:r>
+        <w:rPr>
+          <w:rFonts w:ascii="Arial" w:hAnsi="Arial" w:cs="Arial"/>
+          <w:sz w:val="24"/>
+          <w:szCs w:val="24"/>
+        </w:rPr>
+        <w:t>Gurkegegart</w:t>
+      </w:r>
+      <w:proofErr w:type="spellEnd"/>
+      <w:r>
+        <w:rPr>
+          <w:rFonts w:ascii="Arial" w:hAnsi="Arial" w:cs="Arial"/>
+          <w:sz w:val="24"/>
+          <w:szCs w:val="24"/>
+        </w:rPr>
+        <w:t xml:space="preserve"> 130 g </w:t>
+      </w:r>
+      <w:r>
+        <w:rPr>
+          <w:rFonts w:ascii="Arial" w:hAnsi="Arial" w:cs="Arial"/>
+          <w:sz w:val="24"/>
+          <w:szCs w:val="24"/>
+        </w:rPr>
+        <w:t>48 mg</w:t>
+      </w:r>
+    </w:p>
+    <w:p>
+      <w:pPr>
+        <w:rPr>
+          <w:rFonts w:ascii="Arial" w:hAnsi="Arial" w:cs="Arial"/>
+          <w:sz w:val="24"/>
+          <w:szCs w:val="24"/>
+        </w:rPr>
+      </w:pPr>
+      <w:proofErr w:type="spellStart"/>
+      <w:r>
+        <w:rPr>
+          <w:rFonts w:ascii="Arial" w:hAnsi="Arial" w:cs="Arial"/>
+          <w:sz w:val="24"/>
+          <w:szCs w:val="24"/>
+        </w:rPr>
+        <w:t>Urdinkelnudelngegart</w:t>
+      </w:r>
+      <w:proofErr w:type="spellEnd"/>
+      <w:r>
+        <w:rPr>
+          <w:rFonts w:ascii="Arial" w:hAnsi="Arial" w:cs="Arial"/>
+          <w:sz w:val="24"/>
+          <w:szCs w:val="24"/>
+        </w:rPr>
+        <w:t xml:space="preserve"> 100 g </w:t>
       </w:r>
       <w:r>
         <w:rPr>
@@ -939,193 +979,8 @@
         </w:rPr>
         <w:t>20 mg</w:t>
       </w:r>
-    </w:p>
-    <w:p>
-      <w:pPr>
-        <w:rPr>
-          <w:rFonts w:ascii="Arial" w:hAnsi="Arial" w:cs="Arial"/>
-          <w:sz w:val="24"/>
-          <w:szCs w:val="24"/>
-        </w:rPr>
-      </w:pPr>
-      <w:r>
-        <w:rPr>
-          <w:rFonts w:ascii="Arial" w:hAnsi="Arial" w:cs="Arial"/>
-          <w:sz w:val="24"/>
-          <w:szCs w:val="24"/>
-        </w:rPr>
-        <w:t xml:space="preserve">Kürbiskerne 25 g </w:t>
-      </w:r>
-      <w:r>
-        <w:rPr>
-          <w:rFonts w:ascii="Arial" w:hAnsi="Arial" w:cs="Arial"/>
-          <w:sz w:val="24"/>
-          <w:szCs w:val="24"/>
-        </w:rPr>
-        <w:t>21 mg</w:t>
-      </w:r>
-    </w:p>
-    <w:p>
-      <w:pPr>
-        <w:rPr>
-          <w:rFonts w:ascii="Arial" w:hAnsi="Arial" w:cs="Arial"/>
-          <w:sz w:val="24"/>
-          <w:szCs w:val="24"/>
-        </w:rPr>
-      </w:pPr>
-      <w:r>
-        <w:rPr>
-          <w:rFonts w:ascii="Arial" w:hAnsi="Arial" w:cs="Arial"/>
-          <w:sz w:val="24"/>
-          <w:szCs w:val="24"/>
-        </w:rPr>
-        <w:t xml:space="preserve">Paranuss 4 g </w:t>
-      </w:r>
-      <w:r>
-        <w:rPr>
-          <w:rFonts w:ascii="Arial" w:hAnsi="Arial" w:cs="Arial"/>
-          <w:sz w:val="24"/>
-          <w:szCs w:val="24"/>
-        </w:rPr>
-        <w:t>2 mg</w:t>
-      </w:r>
-    </w:p>
-    <w:p>
-      <w:pPr>
-        <w:rPr>
-          <w:rFonts w:ascii="Arial" w:hAnsi="Arial" w:cs="Arial"/>
-          <w:sz w:val="24"/>
-          <w:szCs w:val="24"/>
-        </w:rPr>
-      </w:pPr>
-      <w:r>
-        <w:rPr>
-          <w:rFonts w:ascii="Arial" w:hAnsi="Arial" w:cs="Arial"/>
-          <w:sz w:val="24"/>
-          <w:szCs w:val="24"/>
-        </w:rPr>
-        <w:t>Walnuss 20 g</w:t>
-      </w:r>
-      <w:r>
-        <w:rPr>
-          <w:rFonts w:ascii="Arial" w:hAnsi="Arial" w:cs="Arial"/>
-          <w:sz w:val="24"/>
-          <w:szCs w:val="24"/>
-        </w:rPr>
-        <w:t xml:space="preserve"> 4 mg</w:t>
-      </w:r>
-      <w:r>
-        <w:rPr>
-          <w:rFonts w:ascii="Arial" w:hAnsi="Arial" w:cs="Arial"/>
-          <w:sz w:val="24"/>
-          <w:szCs w:val="24"/>
-        </w:rPr>
-        <w:t xml:space="preserve"> </w:t>
-      </w:r>
-    </w:p>
-    <w:p>
-      <w:pPr>
-        <w:rPr>
-          <w:rFonts w:ascii="Arial" w:hAnsi="Arial" w:cs="Arial"/>
-          <w:sz w:val="24"/>
-          <w:szCs w:val="24"/>
-        </w:rPr>
-      </w:pPr>
-    </w:p>
-    <w:p>
-      <w:pPr>
-        <w:rPr>
-          <w:rFonts w:ascii="Arial" w:hAnsi="Arial" w:cs="Arial"/>
-          <w:sz w:val="24"/>
-          <w:szCs w:val="24"/>
-        </w:rPr>
-      </w:pPr>
-      <w:r>
-        <w:rPr>
-          <w:rFonts w:ascii="Arial" w:hAnsi="Arial" w:cs="Arial"/>
-          <w:sz w:val="24"/>
-          <w:szCs w:val="24"/>
-        </w:rPr>
-        <w:t xml:space="preserve">Zucchinigegart 130 g </w:t>
-      </w:r>
-      <w:r>
-        <w:rPr>
-          <w:rFonts w:ascii="Arial" w:hAnsi="Arial" w:cs="Arial"/>
-          <w:sz w:val="24"/>
-          <w:szCs w:val="24"/>
-        </w:rPr>
-        <w:t>60 mg</w:t>
-      </w:r>
-    </w:p>
-    <w:p>
-      <w:pPr>
-        <w:rPr>
-          <w:rFonts w:ascii="Arial" w:hAnsi="Arial" w:cs="Arial"/>
-          <w:sz w:val="24"/>
-          <w:szCs w:val="24"/>
-        </w:rPr>
-      </w:pPr>
-      <w:r>
-        <w:rPr>
-          <w:rFonts w:ascii="Arial" w:hAnsi="Arial" w:cs="Arial"/>
-          <w:sz w:val="24"/>
-          <w:szCs w:val="24"/>
-        </w:rPr>
-        <w:t xml:space="preserve">Gurkegegart 130 g </w:t>
-      </w:r>
-      <w:r>
-        <w:rPr>
-          <w:rFonts w:ascii="Arial" w:hAnsi="Arial" w:cs="Arial"/>
-          <w:sz w:val="24"/>
-          <w:szCs w:val="24"/>
-        </w:rPr>
-        <w:t>48 mg</w:t>
-      </w:r>
-    </w:p>
-    <w:p>
-      <w:pPr>
-        <w:rPr>
-          <w:rFonts w:ascii="Arial" w:hAnsi="Arial" w:cs="Arial"/>
-          <w:sz w:val="24"/>
-          <w:szCs w:val="24"/>
-        </w:rPr>
-      </w:pPr>
-      <w:r>
-        <w:rPr>
-          <w:rFonts w:ascii="Arial" w:hAnsi="Arial" w:cs="Arial"/>
-          <w:sz w:val="24"/>
-          <w:szCs w:val="24"/>
-        </w:rPr>
-        <w:t xml:space="preserve">Urdinkelnudelngegart 100 g </w:t>
-      </w:r>
-      <w:r>
-        <w:rPr>
-          <w:rFonts w:ascii="Arial" w:hAnsi="Arial" w:cs="Arial"/>
-          <w:sz w:val="24"/>
-          <w:szCs w:val="24"/>
-        </w:rPr>
-        <w:t>20 mg</w:t>
-      </w:r>
-    </w:p>
-    <w:bookmarkEnd w:id="0"/>
-    <w:p>
-      <w:pPr>
-        <w:rPr>
-          <w:sz w:val="24"/>
-          <w:szCs w:val="24"/>
-        </w:rPr>
-      </w:pPr>
-    </w:p>
-    <w:p>
-      <w:pPr>
-        <w:rPr>
-          <w:sz w:val="24"/>
-          <w:szCs w:val="24"/>
-        </w:rPr>
-      </w:pPr>
-    </w:p>
-    <w:p/>
-    <w:p/>
+      <w:bookmarkEnd w:id="0"/>
+    </w:p>
     <w:sectPr>
       <w:pgSz w:w="11906" w:h="16838"/>
       <w:pgMar w:top="1417" w:right="1417" w:bottom="1134" w:left="1417" w:header="708" w:footer="708" w:gutter="0"/>
